--- a/documenten/Intakeformulier gespecialiseerde begeleiding - bewerkbare Word-bron.docx
+++ b/documenten/Intakeformulier gespecialiseerde begeleiding - bewerkbare Word-bron.docx
@@ -610,7 +610,7 @@
       </w:tblGrid>
       <w:tr>
         <w:trPr>
-          <w:trHeight w:val="680" w:hRule="atLeast"/>
+          <w:trHeight w:val="1020" w:hRule="atLeast"/>
         </w:trPr>
         <w:tc>
           <w:tcPr>
@@ -868,7 +868,7 @@
       </w:tblGrid>
       <w:tr>
         <w:trPr>
-          <w:trHeight w:val="680" w:hRule="atLeast"/>
+          <w:trHeight w:val="1020" w:hRule="atLeast"/>
         </w:trPr>
         <w:tc>
           <w:tcPr>
@@ -1146,7 +1146,7 @@
       </w:tblGrid>
       <w:tr>
         <w:trPr>
-          <w:trHeight w:val="680" w:hRule="atLeast"/>
+          <w:trHeight w:val="1020" w:hRule="atLeast"/>
         </w:trPr>
         <w:tc>
           <w:tcPr>
@@ -1404,7 +1404,7 @@
       </w:tblGrid>
       <w:tr>
         <w:trPr>
-          <w:trHeight w:val="680" w:hRule="atLeast"/>
+          <w:trHeight w:val="1020" w:hRule="atLeast"/>
         </w:trPr>
         <w:tc>
           <w:tcPr>
@@ -1662,7 +1662,7 @@
       </w:tblGrid>
       <w:tr>
         <w:trPr>
-          <w:trHeight w:val="680" w:hRule="atLeast"/>
+          <w:trHeight w:val="1020" w:hRule="atLeast"/>
         </w:trPr>
         <w:tc>
           <w:tcPr>
@@ -1940,7 +1940,7 @@
       </w:tblGrid>
       <w:tr>
         <w:trPr>
-          <w:trHeight w:val="680" w:hRule="atLeast"/>
+          <w:trHeight w:val="1020" w:hRule="atLeast"/>
         </w:trPr>
         <w:tc>
           <w:tcPr>
